--- a/docs/exercises/ex-AP.docx
+++ b/docs/exercises/ex-AP.docx
@@ -292,7 +292,7 @@
       </w:r>
     </w:p>
     <w:bookmarkEnd w:id="21"/>
-    <w:bookmarkStart w:id="22" w:name="submission-details"/>
+    <w:bookmarkStart w:id="23" w:name="submission-details"/>
     <w:p>
       <w:pPr>
         <w:pStyle w:val="Heading2"/>
@@ -320,8 +320,25 @@
           <w:b/>
           <w:bCs/>
         </w:rPr>
-        <w:t xml:space="preserve">Wednesday, February 19, 2025 at 11:59 pm</w:t>
-      </w:r>
+        <w:t xml:space="preserve">2026-04-09</w:t>
+      </w:r>
+      <w:r>
+        <w:t xml:space="preserve"> </w:t>
+      </w:r>
+      <w:r>
+        <w:t xml:space="preserve">via the Canvas</w:t>
+      </w:r>
+      <w:r>
+        <w:t xml:space="preserve"> </w:t>
+      </w:r>
+      <w:hyperlink r:id="rId22">
+        <w:r>
+          <w:rPr>
+            <w:rStyle w:val="Hyperlink"/>
+          </w:rPr>
+          <w:t xml:space="preserve">dropbox</w:t>
+        </w:r>
+      </w:hyperlink>
       <w:r>
         <w:t xml:space="preserve">.</w:t>
       </w:r>
@@ -350,7 +367,7 @@
         <w:t xml:space="preserve">If you found any resources that were especially useful to you in answering these questions, please cite them.</w:t>
       </w:r>
     </w:p>
-    <w:bookmarkEnd w:id="22"/>
+    <w:bookmarkEnd w:id="23"/>
     <w:sectPr>
       <w:footnotePr>
         <w:numRestart w:val="eachSect"/>
